--- a/일본판/3부/3부_11화_당선_그러나.docx
+++ b/일본판/3부/3부_11화_당선_그러나.docx
@@ -130,7 +130,7 @@
           <w:color w:val="555555"/>
           <w:sz w:val="22"/>
         </w:rPr>
-        <w:t>(拍手が起きる。一斉にではなく、窓際から、ばらばらに。翔太が声を上げかけて、和代の手が肘を押さえる。)</w:t>
+        <w:t>(拍手が起きる。一斉にではなく、窓際からばらばらに。翔太が声を上げかけて、和代の手が肘を押さえる。)</w:t>
       </w:r>
     </w:p>
     <w:p>
@@ -224,7 +224,7 @@
           <w:color w:val="555555"/>
           <w:sz w:val="22"/>
         </w:rPr>
-        <w:t>(遼は立ったまま、テレビを見ている。机の端の鉄瓶が、湯気の向こうで、蓋をかたりと鳴らす。壁際の棚の一番端に、使われていない湯呑みが一つ、伏せたまま光っている。灯が、一度だけそちらを見る。)</w:t>
+        <w:t>(遼は立ったまま、テレビを見ている。机の端の鉄瓶が湯気の向こうで、蓋をかたりと鳴らす。壁際の棚の一番端に、使われていない湯呑みが一つ、伏せたまま光っている。灯が一度だけそちらを見る。)</w:t>
       </w:r>
     </w:p>
     <w:p>
@@ -293,7 +293,7 @@
           <w:i w:val="0"/>
           <w:sz w:val="22"/>
         </w:rPr>
-        <w:t>いえ。(咳払いして)勝って兜の緒を締めよ、と言いますが、今夜は、締める紐が、ちょっと重いです。</w:t>
+        <w:t>いえ。(咳払いして)勝って兜の緒を締めよ、と言いますが、今夜は締める紐がちょっと重いです。</w:t>
       </w:r>
     </w:p>
     <w:p>
@@ -466,7 +466,7 @@
           <w:i w:val="0"/>
           <w:sz w:val="22"/>
         </w:rPr>
-        <w:t>ご当選、おめでとうございます、先生。</w:t>
+        <w:t>ご当選おめでとうございます、先生。</w:t>
       </w:r>
     </w:p>
     <w:p>
@@ -481,7 +481,7 @@
           <w:color w:val="555555"/>
           <w:sz w:val="22"/>
         </w:rPr>
-        <w:t>(遼は、顔を上げる。三浦も、手帳から目を上げる。)</w:t>
+        <w:t>(遼は顔を上げる。三浦も、手帳から目を上げる。)</w:t>
       </w:r>
     </w:p>
     <w:p>
@@ -728,7 +728,7 @@
           <w:i w:val="0"/>
           <w:sz w:val="22"/>
         </w:rPr>
-        <w:t>真壁さん。花井です。おめでとうございます。……私は、私の仕事を続けます。波戸町の四十二通のことも、選管に、あとで確認します。</w:t>
+        <w:t>真壁さん。花井です。おめでとうございます。……私は、私の仕事を続けます。波戸町の四十二通のことも、選管にあとで確認します。</w:t>
       </w:r>
     </w:p>
     <w:p>
@@ -774,7 +774,7 @@
           <w:i w:val="0"/>
           <w:sz w:val="22"/>
         </w:rPr>
-        <w:t>勝者に頭を下げられる立場ではないので。(ほんの少し笑う)あなたの「確認していません」は、まだ、私の中では、終わっていません。</w:t>
+        <w:t>勝者に頭を下げられる立場ではないので。(ほんの少し笑う)あなたの「確認していません」は、まだ私の中では終わっていません。</w:t>
       </w:r>
     </w:p>
     <w:p>
@@ -835,7 +835,7 @@
           <w:color w:val="555555"/>
           <w:sz w:val="22"/>
         </w:rPr>
-        <w:t>(受話器を置く。部屋の中は、拍手のあとの静けさと、遠くの電話の鳴る音と、鉄瓶の細い音が混ざっている。相沢は隅で、余った選挙ハガキを揃え終え、ゆっくり襷を畳む。)</w:t>
+        <w:t>(受話器を置く。部屋の中は拍手のあとの静けさと、遠くの電話の鳴る音と、鉄瓶の細い音が混ざっている。相沢は隅で、余った選挙ハガキを揃え終え、ゆっくり襷を畳む。)</w:t>
       </w:r>
     </w:p>
     <w:p>
@@ -896,7 +896,7 @@
           <w:color w:val="555555"/>
           <w:sz w:val="22"/>
         </w:rPr>
-        <w:t>(三浦が鉄瓶から、湯呑みを順に満たす。遼は立ったまま、棚の端の伏せた湯呑みの前を通り、そこだけは触れずに、一つ目を和代に渡す。)</w:t>
+        <w:t>(三浦が鉄瓶から湯呑みを順に満たす。遼は立ったまま、棚の端の伏せた湯呑みの前を通り、そこだけは触れずに、一つ目を和代に渡す。)</w:t>
       </w:r>
     </w:p>
     <w:p>
@@ -1033,7 +1033,7 @@
           <w:i w:val="0"/>
           <w:sz w:val="22"/>
         </w:rPr>
-        <w:t>午後八時までに届いたのが、三十一通です。残りは、無効に。</w:t>
+        <w:t>午後八時までに届いたのが、三十一通です。残りは無効に。</w:t>
       </w:r>
     </w:p>
     <w:p>
@@ -1079,7 +1079,7 @@
           <w:i w:val="0"/>
           <w:sz w:val="22"/>
         </w:rPr>
-        <w:t>数は、お伝えできるのは、これだけです。</w:t>
+        <w:t>お伝えできる数は、これだけです。</w:t>
       </w:r>
     </w:p>
     <w:p>
@@ -1117,7 +1117,7 @@
           <w:i w:val="0"/>
           <w:sz w:val="22"/>
         </w:rPr>
-        <w:t>このたびは、多くの方のご支持をいただきました。四月二十二日の報道以降、後援会の内部の事情で、お離れになった方もおられます。その方々を含め、一票ずつに、お礼を申し上げます。</w:t>
+        <w:t>このたびは多くの方のご支持をいただきました。四月二十二日の報道以降、後援会の内部の事情で、お離れになった方もおられます。その方々を含め、一票ずつに、お礼を申し上げます。</w:t>
       </w:r>
     </w:p>
     <w:p>
@@ -1178,7 +1178,7 @@
           <w:i w:val="0"/>
           <w:sz w:val="22"/>
         </w:rPr>
-        <w:t>国会の仕組みを、まず学びます。今は、それだけです。</w:t>
+        <w:t>国会の仕組みを、まず学びます。今はそれだけです。</w:t>
       </w:r>
     </w:p>
     <w:p>
@@ -1216,7 +1216,7 @@
           <w:color w:val="555555"/>
           <w:sz w:val="22"/>
         </w:rPr>
-        <w:t>(遼は、机の上の証書の縁を、指の腹で一度押さえる。)</w:t>
+        <w:t>(遼は机の上の証書の縁を、指の腹で一度押さえる。)</w:t>
       </w:r>
     </w:p>
     <w:p>
@@ -1239,7 +1239,7 @@
           <w:i w:val="0"/>
           <w:sz w:val="22"/>
         </w:rPr>
-        <w:t>県警が、捜査を進めておられます。私は、その結果を待ちます。</w:t>
+        <w:t>県警が捜査を進めておられます。私はその結果を待ちます。</w:t>
       </w:r>
     </w:p>
     <w:p>
@@ -1285,7 +1285,7 @@
           <w:i w:val="0"/>
           <w:sz w:val="22"/>
         </w:rPr>
-        <w:t>当事者として、お答えできる範囲では、お答えしました。それ以上は、控えます。</w:t>
+        <w:t>当事者として、お答えできる範囲では、お答えしました。それ以上は控えます。</w:t>
       </w:r>
     </w:p>
     <w:p>
@@ -1338,7 +1338,7 @@
           <w:i w:val="0"/>
           <w:sz w:val="22"/>
         </w:rPr>
-        <w:t>先生の答えは、制度としては、正しかったです。</w:t>
+        <w:t>先生の答えは、制度としては正しかったです。</w:t>
       </w:r>
     </w:p>
     <w:p>
@@ -1407,7 +1407,7 @@
           <w:i w:val="0"/>
           <w:sz w:val="22"/>
         </w:rPr>
-        <w:t>分かっています。あの名前を、あの場で言えば、記事になるのは、彼女ではなく、僕の当選になります。……言えない、というのが、今の僕の限界です。</w:t>
+        <w:t>分かっています。あの名前をあの場で言えば、記事になるのは彼女ではなく、僕の当選になります。……言えない、というのが今の僕の限界です。</w:t>
       </w:r>
     </w:p>
     <w:p>
@@ -1430,7 +1430,7 @@
           <w:i w:val="0"/>
           <w:sz w:val="22"/>
         </w:rPr>
-        <w:t>限界を、自分で知っているのは、悪いことでは、ありません。</w:t>
+        <w:t>限界を自分で知っているのは、悪いことではありません。</w:t>
       </w:r>
     </w:p>
     <w:p>
@@ -1445,7 +1445,7 @@
           <w:color w:val="555555"/>
           <w:sz w:val="22"/>
         </w:rPr>
-        <w:t>(遼は、階段の窓の外を見る。駅前のロータリーを、傘を差した人が、ゆっくり横切る。)</w:t>
+        <w:t>(遼は階段の窓の外を見る。駅前のロータリーを、傘を差した人が、ゆっくり横切る。)</w:t>
       </w:r>
     </w:p>
     <w:p>
@@ -1468,7 +1468,7 @@
           <w:i w:val="0"/>
           <w:sz w:val="22"/>
         </w:rPr>
-        <w:t>悪いことでは、ないんでしょうね。……それでも、謝りたいんです。誰にも、聞こえないところで。</w:t>
+        <w:t>悪いことでは、ないんでしょうね。……それでも、謝りたいんです。誰にも聞こえないところで。</w:t>
       </w:r>
     </w:p>
     <w:p>
@@ -1521,7 +1521,7 @@
           <w:i w:val="0"/>
           <w:sz w:val="22"/>
         </w:rPr>
-        <w:t>県警捜査二課だ。東京の東都総合法律事務所に、今朝、任意で入った。相沢くんの汐見の宿にも、同じ時刻に。</w:t>
+        <w:t>県警捜査二課だ。東京の東都総合法律事務所に、今朝任意で入った。相沢くんの汐見の宿にも、同じ時刻に。</w:t>
       </w:r>
     </w:p>
     <w:p>
@@ -1567,7 +1567,7 @@
           <w:i w:val="0"/>
           <w:sz w:val="22"/>
         </w:rPr>
-        <w:t>ない。任意だ。電力側の告訴が受理された。不正競争防止法、営業秘密の不正な取得と使用。(間)つまり、「誰が、どこから、何を持ち出したのか」。</w:t>
+        <w:t>ない。任意だ。電力側の告訴が受理された。不正競争防止法、営業秘密の不正な取得と使用。(間)つまり、「誰がどこから、何を持ち出したのか」。</w:t>
       </w:r>
     </w:p>
     <w:p>
@@ -1613,7 +1613,7 @@
           <w:i w:val="0"/>
           <w:sz w:val="22"/>
         </w:rPr>
-        <w:t>電力の協力会社の発注資料を、取材源から取得した、と、向こうは書いたようだ。そこへ、「取得の経路にいた弁護士」で、相沢くんの名前を差し込んでいる。</w:t>
+        <w:t>電力の協力会社の発注資料を、取材源から取得した、と向こうは書いたようだ。そこへ、「取得の経路にいた弁護士」で相沢くんの名前を差し込んでいる。</w:t>
       </w:r>
     </w:p>
     <w:p>
@@ -1682,7 +1682,7 @@
           <w:i w:val="0"/>
           <w:sz w:val="22"/>
         </w:rPr>
-        <w:t>県警に。資料は僕が預かっていると、言えば、</w:t>
+        <w:t>県警に。資料は僕が預かっていると言えば、</w:t>
       </w:r>
     </w:p>
     <w:p>
@@ -1705,7 +1705,7 @@
           <w:i w:val="0"/>
           <w:sz w:val="22"/>
         </w:rPr>
-        <w:t>待て。(杖の先を床に一度当てる)当選して、一日目の議員が、取り調べを受ける弁護士のために、県警に乗り込む。それは、記事になる。そして、相沢くんがこれまで黙ってきたことを、全部、水にする。</w:t>
+        <w:t>待て。(杖の先を床に一度当てる)当選して、一日目の議員が取り調べを受ける弁護士のために、県警に乗り込む。それは記事になる。そして、相沢くんがこれまで黙ってきたことを、全部水にする。</w:t>
       </w:r>
     </w:p>
     <w:p>
@@ -1781,7 +1781,7 @@
           <w:i w:val="0"/>
           <w:sz w:val="22"/>
         </w:rPr>
-        <w:t>突然、すみません。……あの、朝、航さんの部屋に、警察の方が来て。</w:t>
+        <w:t>突然すみません。……あの、朝、航さんの部屋に、警察の方が来て。</w:t>
       </w:r>
     </w:p>
     <w:p>
@@ -1827,7 +1827,7 @@
           <w:i w:val="0"/>
           <w:sz w:val="22"/>
         </w:rPr>
-        <w:t>立っています。(傘を、握り直す)航さん、昨日の夜、部屋の物を、全部整理して、紙袋に分けていたんです。洗濯物も、全部畳んで。……まるで、来るのを知っていたみたいに。</w:t>
+        <w:t>立っています。(傘を握り直す)航さん、昨日の夜、部屋の物を全部整理して、紙袋に分けていたんです。洗濯物も全部畳んで。……まるで、来るのを知っていたみたいに。</w:t>
       </w:r>
     </w:p>
     <w:p>
@@ -1850,7 +1850,7 @@
           <w:i w:val="0"/>
           <w:sz w:val="22"/>
         </w:rPr>
-        <w:t>弁護士の習慣、というには、きれい過ぎますね。</w:t>
+        <w:t>弁護士の習慣、というにはきれい過ぎますね。</w:t>
       </w:r>
     </w:p>
     <w:p>
@@ -1929,7 +1929,7 @@
           <w:i w:val="0"/>
           <w:sz w:val="22"/>
         </w:rPr>
-        <w:t>……はい。(ようやく座る)航さんは、私が、同じ宿の下の階にいるのを、知らないはずなんです。今朝も、廊下で、警察の方の後ろ姿を、見ただけで。</w:t>
+        <w:t>……はい。(ようやく座る)航さんは、私が同じ宿の下の階にいるのを、知らないはずなんです。今朝も廊下で警察の方の後ろ姿を、見ただけで。</w:t>
       </w:r>
     </w:p>
     <w:p>
@@ -1975,7 +1975,7 @@
           <w:i w:val="0"/>
           <w:sz w:val="22"/>
         </w:rPr>
-        <w:t>午前十時から、県警の、別の場所で。任意の事情聴取、と聞きました。(小声で)あの人は、全部の質問に、黙っているそうです。何を聞かれても。</w:t>
+        <w:t>午前十時から、県警の別の場所で。任意の事情聴取、と聞きました。(小声で)あの人は全部の質問に、黙っているそうです。何を聞かれても。</w:t>
       </w:r>
     </w:p>
     <w:p>
@@ -1998,7 +1998,7 @@
           <w:i w:val="0"/>
           <w:sz w:val="22"/>
         </w:rPr>
-        <w:t>黙秘とは言わん。ただ、答えんのだ。(間)出所は言わない。誰が預けたかも、誰に預けたかも。……それが一番、堅い。</w:t>
+        <w:t>黙秘とは言わん。ただ答えんのだ。(間)出所は言わない。誰が預けたかも、誰に預けたかも。……それが一番、堅い。</w:t>
       </w:r>
     </w:p>
     <w:p>
@@ -2013,7 +2013,7 @@
           <w:color w:val="555555"/>
           <w:sz w:val="22"/>
         </w:rPr>
-        <w:t>(遼は窓の方を向く。机の端の鉄瓶の湯気が、細く、まっすぐに立つ。)</w:t>
+        <w:t>(遼は窓の方を向く。机の端の鉄瓶の湯気が、細くまっすぐに立つ。)</w:t>
       </w:r>
     </w:p>
     <w:p>
@@ -2059,7 +2059,7 @@
           <w:i w:val="0"/>
           <w:sz w:val="22"/>
         </w:rPr>
-        <w:t>今日は、できん。明日も、たぶん。(間)当選者に必要なのは、待つ、という仕事だ。</w:t>
+        <w:t>今日はできん。明日もたぶん。(間)当選者に必要なのは、待つ、という仕事だ。</w:t>
       </w:r>
     </w:p>
     <w:p>
@@ -2074,7 +2074,7 @@
           <w:color w:val="555555"/>
           <w:sz w:val="22"/>
         </w:rPr>
-        <w:t>(亜美は、二本のうち一本の傘を、机の上に置く。)</w:t>
+        <w:t>(亜美は二本のうち一本の傘を、机の上に置く。)</w:t>
       </w:r>
     </w:p>
     <w:p>
@@ -2097,7 +2097,7 @@
           <w:i w:val="0"/>
           <w:sz w:val="22"/>
         </w:rPr>
-        <w:t>航さんの部屋の前に、置いてきたかったんですが。……持って帰ります。夕方、雨が降ると、言っていました。</w:t>
+        <w:t>航さんの部屋の前に、置いてきたかったんですが。……持って帰ります。夕方、雨が降ると言っていました。</w:t>
       </w:r>
     </w:p>
     <w:p>
@@ -2142,7 +2142,7 @@
           <w:color w:val="555555"/>
           <w:sz w:val="22"/>
         </w:rPr>
-        <w:t>(同日午後十時二十分。桐生法律事務所。灯も三浦も帰ったあと、遼が一人、応接室の電話の前に座っている。雨が降り出した音が窓を叩く。受話器を取る。番号は、汐見駅前のビジネスホテルの、客室の固定電話。五回鳴って、取られる。)</w:t>
+        <w:t>(同日午後十時二十分。桐生法律事務所。灯も三浦も帰ったあと、遼が一人、応接室の電話の前に座っている。雨が降り出した音が窓を叩く。受話器を取る。番号は汐見駅前のビジネスホテルの客室の固定電話。五回鳴って、取られる。)</w:t>
       </w:r>
     </w:p>
     <w:p>
@@ -2280,7 +2280,7 @@
           <w:i w:val="0"/>
           <w:sz w:val="22"/>
         </w:rPr>
-        <w:t>待て、と。</w:t>
+        <w:t>待てと。</w:t>
       </w:r>
     </w:p>
     <w:p>
@@ -2326,7 +2326,7 @@
           <w:i w:val="0"/>
           <w:sz w:val="22"/>
         </w:rPr>
-        <w:t>相沢さん。県警に行って、資料を預かったのは僕だと、言います。受領書もあります。あなたが一人で、</w:t>
+        <w:t>相沢さん。県警に行って資料を預かったのは僕だと、言います。受領書もあります。あなたが一人で、</w:t>
       </w:r>
     </w:p>
     <w:p>
@@ -2433,7 +2433,7 @@
           <w:i w:val="0"/>
           <w:sz w:val="22"/>
         </w:rPr>
-        <w:t>金庫を開けることになる。あの二十一枚には、柚木さんが書いた名前の一覧が入っている。お前が「預かっている」と言った瞬間、「どこにあるのか」「開けて見せろ」になる。名前が一枚でも、警察の机に載ったら、その人は、二度と、誰にも話さなくなる。</w:t>
+        <w:t>金庫を開けることになる。あの二十一枚には、柚木さんが書いた名前の一覧が入っている。お前が「預かっている」と言った瞬間、「どこにあるのか」「開けて見せろ」になる。名前が一枚でも、警察の机に載ったら、その人は、二度と誰にも話さなくなる。</w:t>
       </w:r>
     </w:p>
     <w:p>
@@ -2479,7 +2479,7 @@
           <w:i w:val="0"/>
           <w:sz w:val="22"/>
         </w:rPr>
-        <w:t>分かっているなら、出るな。(声が、わずかに低くなる)俺は何も言っていない。それで、いい。</w:t>
+        <w:t>分かっているなら、出るな。(声がわずかに低くなる)俺は何も言っていない。それで、いい。</w:t>
       </w:r>
     </w:p>
     <w:p>
@@ -2609,7 +2609,7 @@
           <w:i w:val="0"/>
           <w:sz w:val="22"/>
         </w:rPr>
-        <w:t>東都の方は、今日付で待機だ。「当面の間、業務を停止し、自宅で待機のこと」。……自宅って、どこだろうな。</w:t>
+        <w:t>東都の方は今日付で待機だ。「当面の間業務を停止し、自宅で待機のこと」。……自宅って、どこだろうな。</w:t>
       </w:r>
     </w:p>
     <w:p>
@@ -2701,7 +2701,7 @@
           <w:i w:val="0"/>
           <w:sz w:val="22"/>
         </w:rPr>
-        <w:t>そうか。(間)俺は、笑えるうちに、笑っておく。</w:t>
+        <w:t>そうか。(間)俺は笑えるうちに、笑っておく。</w:t>
       </w:r>
     </w:p>
     <w:p>
@@ -2716,7 +2716,7 @@
           <w:color w:val="555555"/>
           <w:sz w:val="22"/>
         </w:rPr>
-        <w:t>(遼は、受話器を持ち替える。窓ガラスの上を、雨が一筋、流れる。)</w:t>
+        <w:t>(遼は受話器を持ち替える。窓ガラスの上を雨が一筋流れる。)</w:t>
       </w:r>
     </w:p>
     <w:p>
@@ -2739,7 +2739,7 @@
           <w:i w:val="0"/>
           <w:sz w:val="22"/>
         </w:rPr>
-        <w:t>亜美さんが、今日、事務所に来ました。</w:t>
+        <w:t>亜美さんが今日、事務所に来ました。</w:t>
       </w:r>
     </w:p>
     <w:p>
@@ -2785,7 +2785,7 @@
           <w:i w:val="0"/>
           <w:sz w:val="22"/>
         </w:rPr>
-        <w:t>それだけです。他は、僕は、何も言いません。</w:t>
+        <w:t>それだけです。他は、僕は何も言いません。</w:t>
       </w:r>
     </w:p>
     <w:p>
@@ -2808,7 +2808,7 @@
           <w:i w:val="0"/>
           <w:sz w:val="22"/>
         </w:rPr>
-        <w:t>助かる。(長い間)次の検診は、五月十二日の、午前だった。……いや。いい。忘れてくれ。</w:t>
+        <w:t>助かる。(長い間)次の検診は、五月十二日の午前だった。……いや。いい。忘れてくれ。</w:t>
       </w:r>
     </w:p>
     <w:p>
@@ -2953,7 +2953,7 @@
           <w:color w:val="555555"/>
           <w:sz w:val="22"/>
         </w:rPr>
-        <w:t>(通話が切れる。ツー、という音が、長く、続く。遼は受話器を、置けないまま、しばらく耳に当てている。)</w:t>
+        <w:t>(通話が切れる。ツーという音が長く続く。遼は受話器を置けないまま、しばらく耳に当てている。)</w:t>
       </w:r>
     </w:p>
     <w:p>
@@ -3062,7 +3062,7 @@
           <w:i w:val="0"/>
           <w:sz w:val="22"/>
         </w:rPr>
-        <w:t>今朝六時過ぎ、汐見港の防波堤の沖で、漁協の船が、人が浮いているのを、見つけたそうです。</w:t>
+        <w:t>今朝六時過ぎ、汐見港の防波堤の沖で、漁協の船が人の浮いているのを見つけたそうです。</w:t>
       </w:r>
     </w:p>
     <w:p>
@@ -3077,7 +3077,7 @@
           <w:color w:val="555555"/>
           <w:sz w:val="22"/>
         </w:rPr>
-        <w:t>(遼は、鉄瓶の持ち手を持ったまま、動かない。)</w:t>
+        <w:t>(遼は鉄瓶の持ち手を持ったまま、動かない。)</w:t>
       </w:r>
     </w:p>
     <w:p>
@@ -3100,7 +3100,7 @@
           <w:i w:val="0"/>
           <w:sz w:val="22"/>
         </w:rPr>
-        <w:t>県警から、私のほうに、連絡が来ました。……まだ、確認は取れていません。ご家族が、これから、署に。</w:t>
+        <w:t>県警から私のほうに連絡が来ました。……まだ、確認は取れていません。ご家族がこれから署に。</w:t>
       </w:r>
     </w:p>
     <w:p>
@@ -3146,7 +3146,7 @@
           <w:i w:val="0"/>
           <w:sz w:val="22"/>
         </w:rPr>
-        <w:t>汐見のアパートに、二人で、泊まっておられます。十分前に、私から、お伝えしました。お母さんは、立ち上がられて、「行きます」と。お父さんは、座ったまま、湯呑みを、置かれました。</w:t>
+        <w:t>汐見のアパートに、二人で泊まっておられます。十分前に、私からお伝えしました。お母さんは立ち上がられて、「行きます」と。お父さんは座ったまま、湯呑みを置かれました。</w:t>
       </w:r>
     </w:p>
     <w:p>
@@ -3230,7 +3230,7 @@
           <w:color w:val="555555"/>
           <w:sz w:val="22"/>
         </w:rPr>
-        <w:t>(九時二十分。汐見警察署。正面玄関の脇の、長椅子。遼は上着の襟を整え、座る。隣に、長谷部が立っている。いつもの白髪まじりの短髪、目の下に隈。)</w:t>
+        <w:t>(九時二十分。汐見警察署。正面玄関の脇の、長椅子。遼は上着の襟を整え、座る。隣に長谷部が立っている。いつもの白髪まじりの短髪、目の下に隈。)</w:t>
       </w:r>
     </w:p>
     <w:p>
@@ -3299,7 +3299,7 @@
           <w:i w:val="0"/>
           <w:sz w:val="22"/>
         </w:rPr>
-        <w:t>靴を揃えて座るんですね。柚木は、記者の癖で、取材の前は、靴紐を結び直しました。(間)俺は、何も言えません。</w:t>
+        <w:t>靴を揃えて座るんですね。柚木は記者の癖で、取材の前は靴紐を結び直しました。(間)俺は何も言えません。</w:t>
       </w:r>
     </w:p>
     <w:p>
@@ -3337,7 +3337,7 @@
           <w:color w:val="555555"/>
           <w:sz w:val="22"/>
         </w:rPr>
-        <w:t>(署の奥で、ドアの開閉の音。足音が、いくつか。西條と、女性の署員に支えられ、柚木ふみが廊下を歩いてくる。七十四歳。浜通りの母親らしい、小さな足取りで、濃い紺のカーディガンを前で合わせている。後ろに、誠一。杖はなく、背を伸ばしたまま、壁に手を当てて、歩く。)</w:t>
+        <w:t>(署の奥でドアの開閉の音。足音がいくつか。西條と女性の署員に支えられ、柚木ふみが廊下を歩いてくる。七十四歳。浜通りの母親らしい、小さな足取りで、濃い紺のカーディガンを前で合わせている。後ろに誠一。杖はなく、背を伸ばしたまま、壁に手を当てて歩く。)</w:t>
       </w:r>
     </w:p>
     <w:p>
@@ -3352,7 +3352,7 @@
           <w:color w:val="555555"/>
           <w:sz w:val="22"/>
         </w:rPr>
-        <w:t>(誠一が、長椅子の前で、立ち止まる。ふみが、遼を見る。)</w:t>
+        <w:t>(誠一が長椅子の前で、立ち止まる。ふみが遼を見る。)</w:t>
       </w:r>
     </w:p>
     <w:p>
@@ -3375,7 +3375,7 @@
           <w:i w:val="0"/>
           <w:sz w:val="22"/>
         </w:rPr>
-        <w:t>……真壁さん、ですね。</w:t>
+        <w:t>……真壁さんですね。</w:t>
       </w:r>
     </w:p>
     <w:p>
@@ -3413,7 +3413,7 @@
           <w:i w:val="0"/>
           <w:sz w:val="22"/>
         </w:rPr>
-        <w:t>さやの、母です。(顔を、静かに上げる)間違いありません。うちの、さやでした。</w:t>
+        <w:t>さやの、母です。(顔を静かに上げる)間違いありません。うちの、さやでした。</w:t>
       </w:r>
     </w:p>
     <w:p>
@@ -3474,7 +3474,7 @@
           <w:color w:val="555555"/>
           <w:sz w:val="22"/>
         </w:rPr>
-        <w:t>(それだけ言って、ふみは歩き出す。誠一は、遼に、一度だけ会釈をする。口は、開かない。)</w:t>
+        <w:t>(それだけ言って、ふみは歩き出す。誠一は、遼に一度だけ会釈をする。口は開かない。)</w:t>
       </w:r>
     </w:p>
     <w:p>
@@ -3489,7 +3489,7 @@
           <w:color w:val="555555"/>
           <w:sz w:val="22"/>
         </w:rPr>
-        <w:t>(二人が玄関を出る。外は、小雨。西條が傘を開いて、後ろから、差しかける。)</w:t>
+        <w:t>(二人が玄関を出る。外は小雨。西條が傘を開いて、後ろから、差しかける。)</w:t>
       </w:r>
     </w:p>
     <w:p>
@@ -3583,7 +3583,7 @@
           <w:color w:val="555555"/>
           <w:sz w:val="22"/>
         </w:rPr>
-        <w:t>(遼は、長椅子に、腰を下ろす。両手を、膝の上で組む。港のほうから、船の汽笛が、一つ、鳴る。いつもの汽笛と、同じ音に、聞こえる。)</w:t>
+        <w:t>(遼は長椅子に腰を下ろす。両手を膝の上で組む。港のほうから、船の汽笛が一つ鳴る。いつもの汽笛と同じ音に聞こえる。)</w:t>
       </w:r>
     </w:p>
     <w:p>
@@ -3613,7 +3613,7 @@
           <w:color w:val="555555"/>
           <w:sz w:val="22"/>
         </w:rPr>
-        <w:t>(2022年5月6日(金)午後五時。桐生法律事務所。机の上に、県警が昨日出した広報文のコピー。灯は椅子に座って、三浦が、鉄瓶を持つ。応接室に、西條と長谷部。西條は、立ったまま。)</w:t>
+        <w:t>(2022年5月6日(金)午後五時。桐生法律事務所。机の上に、県警が昨日出した広報文のコピー。灯は椅子に座って、三浦が鉄瓶を持つ。応接室に、西條と長谷部。西條は、立ったまま。)</w:t>
       </w:r>
     </w:p>
     <w:p>
@@ -3636,7 +3636,7 @@
           <w:i w:val="0"/>
           <w:sz w:val="22"/>
         </w:rPr>
-        <w:t>司法解剖の結果が、出ました。県警の発表は、こうです。</w:t>
+        <w:t>司法解剖の結果が出ました。県警の発表はこうです。</w:t>
       </w:r>
     </w:p>
     <w:p>
@@ -3651,7 +3651,7 @@
           <w:color w:val="555555"/>
           <w:sz w:val="22"/>
         </w:rPr>
-        <w:t>(西條が紙を、読み上げる。声は一定。)</w:t>
+        <w:t>(西條が紙を読み上げる。声は一定。)</w:t>
       </w:r>
     </w:p>
     <w:p>
@@ -3689,7 +3689,7 @@
           <w:color w:val="555555"/>
           <w:sz w:val="22"/>
         </w:rPr>
-        <w:t>(誰も、動かない。鉄瓶が、細く鳴る。)</w:t>
+        <w:t>(誰も動かない。鉄瓶が、細く鳴る。)</w:t>
       </w:r>
     </w:p>
     <w:p>
@@ -3735,7 +3735,7 @@
           <w:i w:val="0"/>
           <w:sz w:val="22"/>
         </w:rPr>
-        <w:t>ご遺族以外には、開示しない、と。</w:t>
+        <w:t>ご遺族以外には開示しない、と。</w:t>
       </w:r>
     </w:p>
     <w:p>
@@ -3758,7 +3758,7 @@
           <w:i w:val="0"/>
           <w:sz w:val="22"/>
         </w:rPr>
-        <w:t>手帳は、出ていません。ICレコーダーも。鞄の中身は、財布と、ハンカチと、ペンと、その書き置きだけ。……事件性なしで、いいんですか。</w:t>
+        <w:t>手帳は出ていません。ICレコーダーも。鞄の中身は、財布とハンカチとペンと、その書き置きだけ。……事件性なしで、いいんですか。</w:t>
       </w:r>
     </w:p>
     <w:p>
@@ -3870,7 +3870,7 @@
           <w:i w:val="0"/>
           <w:sz w:val="22"/>
         </w:rPr>
-        <w:t>俺は、納得していません。納得しないのと、事実が違うのは、別の話だ、と分かってはいます。でも、手帳がない。</w:t>
+        <w:t>俺は納得していません。納得しないのと事実が違うのは、別の話だ、と分かってはいます。でも手帳がない。</w:t>
       </w:r>
     </w:p>
     <w:p>
@@ -3893,7 +3893,7 @@
           <w:i w:val="0"/>
           <w:sz w:val="22"/>
         </w:rPr>
-        <w:t>事件性の判断は、捜査機関の権限です。僕が、当選者として、再捜査を求める筋は、ありません。ご遺族が、望まれるなら、弁護士として、お手伝いはできますが、</w:t>
+        <w:t>事件性の判断は捜査機関の権限です。僕が当選者として再捜査を求める筋はありません。ご遺族が望まれるなら、弁護士としてお手伝いはできますが、</w:t>
       </w:r>
     </w:p>
     <w:p>
@@ -3939,7 +3939,7 @@
           <w:i w:val="0"/>
           <w:sz w:val="22"/>
         </w:rPr>
-        <w:t>……お父さんが、言われました。「あの子を、これ以上、動かさないでやってください」と。</w:t>
+        <w:t>……お父さんが、言われました。「あの子をこれ以上、動かさないでやってください」と。</w:t>
       </w:r>
     </w:p>
     <w:p>
@@ -3977,7 +3977,7 @@
           <w:i w:val="0"/>
           <w:sz w:val="22"/>
         </w:rPr>
-        <w:t>先生。「自殺」と、書く新聞は、うちの県では、一社もないそうです。「県警は事件性なしと判断」。それが、全部の見出しです。</w:t>
+        <w:t>先生。「自殺」と書く新聞は、うちの県では、一社もないそうです。「県警は事件性なしと判断」。それが全部の見出しです。</w:t>
       </w:r>
     </w:p>
     <w:p>
@@ -4023,7 +4023,7 @@
           <w:i w:val="0"/>
           <w:sz w:val="22"/>
         </w:rPr>
-        <w:t>違う、と、私には、言えません。</w:t>
+        <w:t>違う、と私には言えません。</w:t>
       </w:r>
     </w:p>
     <w:p>
@@ -4046,7 +4046,7 @@
           <w:i w:val="0"/>
           <w:sz w:val="22"/>
         </w:rPr>
-        <w:t>僕にも、言えません。(間)ただ、「違う」と言えるほどには、僕は、何も、知らない。</w:t>
+        <w:t>僕にも言えません。(間)ただ、「違う」と言えるほどには、僕は何も知らない。</w:t>
       </w:r>
     </w:p>
     <w:p>
@@ -4069,7 +4069,7 @@
           <w:i w:val="0"/>
           <w:sz w:val="22"/>
         </w:rPr>
-        <w:t>知らないものを、知らないまま、そこに置いておく。それが、今日の仕事だと、思います。</w:t>
+        <w:t>知らないものを知らないまま、そこに置いておく。それが今日の仕事だと、思います。</w:t>
       </w:r>
     </w:p>
     <w:p>
@@ -4084,7 +4084,7 @@
           <w:color w:val="555555"/>
           <w:sz w:val="22"/>
         </w:rPr>
-        <w:t>(西條が、鞄から、小さな封筒を取り出す。)</w:t>
+        <w:t>(西條が鞄から、小さな封筒を取り出す。)</w:t>
       </w:r>
     </w:p>
     <w:p>
@@ -4107,7 +4107,7 @@
           <w:i w:val="0"/>
           <w:sz w:val="22"/>
         </w:rPr>
-        <w:t>日曜日、葬儀です。十一時、汐見セレモニーホール。お母さんからの、言伝です。「真壁さんには、必ず、来ていただきたい。ただし、議員の方としてではなく」。</w:t>
+        <w:t>日曜日、葬儀です。十一時、汐見セレモニーホール。お母さんからの言伝です。「真壁さんには必ず来ていただきたい。ただし、議員の方としてではなく」。</w:t>
       </w:r>
     </w:p>
     <w:p>
@@ -4176,7 +4176,7 @@
           <w:i w:val="0"/>
           <w:sz w:val="22"/>
         </w:rPr>
-        <w:t>難しくありません。(間)僕は、まだ、議員の何も、していません。ただの、真壁です。</w:t>
+        <w:t>難しくありません。(間)僕はまだ、議員の何もしていません。ただの真壁です。</w:t>
       </w:r>
     </w:p>
     <w:p>
@@ -4191,7 +4191,7 @@
           <w:color w:val="555555"/>
           <w:sz w:val="22"/>
         </w:rPr>
-        <w:t>(西條は、頷く。長谷部は、窓の外の雨を、ずっと見ている。)</w:t>
+        <w:t>(西條は頷く。長谷部は窓の外の雨を、ずっと見ている。)</w:t>
       </w:r>
     </w:p>
     <w:p>
@@ -4244,7 +4244,7 @@
           <w:i w:val="0"/>
           <w:sz w:val="22"/>
         </w:rPr>
-        <w:t>先生、ご親族の席は、前に、</w:t>
+        <w:t>先生、ご親族の席は前に、</w:t>
       </w:r>
     </w:p>
     <w:p>
@@ -4267,7 +4267,7 @@
           <w:i w:val="0"/>
           <w:sz w:val="22"/>
         </w:rPr>
-        <w:t>僕は、後ろで結構です。受付の順で、お願いします。</w:t>
+        <w:t>僕は後ろで結構です。受付の順で、お願いします。</w:t>
       </w:r>
     </w:p>
     <w:p>
@@ -4282,7 +4282,7 @@
           <w:color w:val="555555"/>
           <w:sz w:val="22"/>
         </w:rPr>
-        <w:t>(後ろの席に、遠藤と和代が並んで座っている。浜野が一人、入口の脇に、立ったまま。県議が二人、名刺を出し合って小声で話している。遼は、その方には、顔を向けない。)</w:t>
+        <w:t>(後ろの席に遠藤と和代が並んで座っている。浜野が一人、入口の脇に、立ったまま。県議が二人、名刺を出し合って小声で話している。遼はその方には、顔を向けない。)</w:t>
       </w:r>
     </w:p>
     <w:p>
@@ -4297,7 +4297,7 @@
           <w:color w:val="555555"/>
           <w:sz w:val="22"/>
         </w:rPr>
-        <w:t>(祭壇の写真は、小さな遺影。柚木が、取材先で撮られたような、真面目な顔。喪主席に誠一とふみ。西條と長谷部は、椅子ではなく、親族席の後ろに立つ。)</w:t>
+        <w:t>(祭壇の写真は小さな遺影。柚木が取材先で撮られたような、真面目な顔。喪主席に誠一とふみ。西條と長谷部は、椅子ではなく、親族席の後ろに立つ。)</w:t>
       </w:r>
     </w:p>
     <w:p>
@@ -4312,7 +4312,7 @@
           <w:color w:val="555555"/>
           <w:sz w:val="22"/>
         </w:rPr>
-        <w:t>(読経が終わり、焼香。列は、受付の順。遼は最後尾に近い。焼香台の前で、一礼。目を閉じる。時間は、ほかの人と同じ。)</w:t>
+        <w:t>(読経が終わり、焼香。列は受付の順。遼は最後尾に近い。焼香台の前で、一礼。目を閉じる。時間はほかの人と同じ。)</w:t>
       </w:r>
     </w:p>
     <w:p>
@@ -4327,7 +4327,7 @@
           <w:color w:val="555555"/>
           <w:sz w:val="22"/>
         </w:rPr>
-        <w:t>(焼香が終わる。入口の外では、記者が三人、小声で話している。県議の一人が、遼に近づく。)</w:t>
+        <w:t>(焼香が終わる。入口の外では記者が三人、小声で話している。県議の一人が、遼に近づく。)</w:t>
       </w:r>
     </w:p>
     <w:p>
@@ -4350,7 +4350,7 @@
           <w:i w:val="0"/>
           <w:sz w:val="22"/>
         </w:rPr>
-        <w:t>真壁先生、このたびは、ご当選、</w:t>
+        <w:t>真壁先生、このたびはご当選、</w:t>
       </w:r>
     </w:p>
     <w:p>
@@ -4388,7 +4388,7 @@
           <w:color w:val="555555"/>
           <w:sz w:val="22"/>
         </w:rPr>
-        <w:t>(県議は、口を閉じて、下がる。遼は会場の隅の控室に向かう。控室の入口に、三浦が立っている。手に、小さな茶缶。)</w:t>
+        <w:t>(県議は口を閉じて、下がる。遼は会場の隅の控室に向かう。控室の入口に、三浦が立っている。手に小さな茶缶。)</w:t>
       </w:r>
     </w:p>
     <w:p>
@@ -4457,7 +4457,7 @@
           <w:i w:val="0"/>
           <w:sz w:val="22"/>
         </w:rPr>
-        <w:t>ご遺族が、お一人ずつ、控室に入られます。最初が、お父さまとお母さまです。</w:t>
+        <w:t>ご遺族がお一人ずつ、控室に入られます。最初がお父さまとお母さまです。</w:t>
       </w:r>
     </w:p>
     <w:p>
@@ -4518,7 +4518,7 @@
           <w:color w:val="555555"/>
           <w:sz w:val="22"/>
         </w:rPr>
-        <w:t>(控室。長机、パイプ椅子、湯呑みが七つ。誠一とふみが、並んで座る。遼は、急須を持ったまま、一度、深く頭を下げる。湯呑みを二つ、並べる。ふみの前に、先に。誠一の前に、次に。湯気が一本ずつ、立つ。)</w:t>
+        <w:t>(控室。長机、パイプ椅子、湯呑みが七つ。誠一とふみが並んで座る。遼は急須を持ったまま、一度深く頭を下げる。湯呑みを二つ、並べる。ふみの前に先に。誠一の前に次に。湯気が一本ずつ、立つ。)</w:t>
       </w:r>
     </w:p>
     <w:p>
@@ -4579,7 +4579,7 @@
           <w:i w:val="0"/>
           <w:sz w:val="22"/>
         </w:rPr>
-        <w:t>あの子が、書く前に、必ず言う子でした。</w:t>
+        <w:t>あの子が書く前に、必ず言う子でした。</w:t>
       </w:r>
     </w:p>
     <w:p>
@@ -4625,7 +4625,7 @@
           <w:i w:val="0"/>
           <w:sz w:val="22"/>
         </w:rPr>
-        <w:t>相手に、言う。何を書くか。いつ載せるか。……小学校の作文でも、そうでした。「お父さん、これ、書くよ」。(間)あなたに、言いましたか。</w:t>
+        <w:t>相手に言う。何を書くか。いつ載せるか。……小学校の作文でも、そうでした。「お父さん、これ、書くよ」。(間)あなたに言いましたか。</w:t>
       </w:r>
     </w:p>
     <w:p>
@@ -4663,7 +4663,7 @@
           <w:i w:val="0"/>
           <w:sz w:val="22"/>
         </w:rPr>
-        <w:t>四月八日の夜、汐見港で、四月二十二日の朝刊に載せる意向だと、聞きました。見出しは書いてください、と、僕は申し上げました。四月二十日の夜に、改めて、二十二日、と。回答は、四月二十一日の午前十一時に、書面で、お渡ししました。</w:t>
+        <w:t>四月八日の夜、汐見港で、四月二十二日の朝刊に載せる意向だと、聞きました。見出しは書いてください、と僕は申し上げました。四月二十日の夜に、改めて二十二日と。回答は四月二十一日の午前十一時に、書面でお渡ししました。</w:t>
       </w:r>
     </w:p>
     <w:p>
@@ -4709,7 +4709,7 @@
           <w:i w:val="0"/>
           <w:sz w:val="22"/>
         </w:rPr>
-        <w:t>約束は、記事の前に、一つずつ、お互いに、守りました。……そのあとのことは、僕は、知りません。</w:t>
+        <w:t>約束は記事の前に一つずつ、お互いに守りました。……そのあとのことは、僕は知りません。</w:t>
       </w:r>
     </w:p>
     <w:p>
@@ -4724,7 +4724,7 @@
           <w:color w:val="555555"/>
           <w:sz w:val="22"/>
         </w:rPr>
-        <w:t>(ふみが、湯呑みを置く。)</w:t>
+        <w:t>(ふみが湯呑みを置く。)</w:t>
       </w:r>
     </w:p>
     <w:p>
@@ -4747,7 +4747,7 @@
           <w:i w:val="0"/>
           <w:sz w:val="22"/>
         </w:rPr>
-        <w:t>ちゃんと、言ったんですね、あの子が。</w:t>
+        <w:t>ちゃんと言ったんですね、あの子が。</w:t>
       </w:r>
     </w:p>
     <w:p>
@@ -4793,7 +4793,7 @@
           <w:i w:val="0"/>
           <w:sz w:val="22"/>
         </w:rPr>
-        <w:t>あの子は、あなたのことを、電話で、一度だけ、話しました。(声は、おだやか)「回答が、まっすぐな人だ」と、言ってました。</w:t>
+        <w:t>あの子はあなたのことを、電話で一度だけ話しました。(声はおだやか)「回答がまっすぐな人だ」と言ってました。</w:t>
       </w:r>
     </w:p>
     <w:p>
@@ -4839,7 +4839,7 @@
           <w:i w:val="0"/>
           <w:sz w:val="22"/>
         </w:rPr>
-        <w:t>それだけです。他には、何も。責めるつもりで、お聞きしたのでは、ありません。</w:t>
+        <w:t>それだけです。他には何も。責めるつもりでお聞きしたのではありません。</w:t>
       </w:r>
     </w:p>
     <w:p>
@@ -4948,7 +4948,7 @@
           <w:color w:val="555555"/>
           <w:sz w:val="22"/>
         </w:rPr>
-        <w:t>(ふみが、膝の上の小さな布の鞄から、二つ折りの紙を取り出す。)</w:t>
+        <w:t>(ふみが膝の上の小さな布の鞄から、二つ折りの紙を取り出す。)</w:t>
       </w:r>
     </w:p>
     <w:p>
@@ -4971,7 +4971,7 @@
           <w:i w:val="0"/>
           <w:sz w:val="22"/>
         </w:rPr>
-        <w:t>手帳は、ありませんでした。……あの子の部屋の冷蔵庫に、これが、磁石で、留めてありました。</w:t>
+        <w:t>手帳はありませんでした。……あの子の部屋の冷蔵庫に、これが磁石で、留めてありました。</w:t>
       </w:r>
     </w:p>
     <w:p>
@@ -5000,7 +5000,7 @@
           <w:i w:val="0"/>
           <w:sz w:val="22"/>
         </w:rPr>
-        <w:t xml:space="preserve"> 「約束　一、回答は全文のせる　二、見出しは先に伝える　三、お茶は、記事のあと　　　　四・八」</w:t>
+        <w:t xml:space="preserve"> 「約束　一、回答は全文のせる　二、見出しは先に伝える　三、お茶は記事のあと　　　　四・八」</w:t>
       </w:r>
     </w:p>
     <w:p>
@@ -5038,7 +5038,7 @@
           <w:i w:val="0"/>
           <w:sz w:val="22"/>
         </w:rPr>
-        <w:t>三つ目の、お茶、というのは、私には、分かりませんでした。</w:t>
+        <w:t>三つ目のお茶、というのは私には分かりませんでした。</w:t>
       </w:r>
     </w:p>
     <w:p>
@@ -5061,7 +5061,7 @@
           <w:i w:val="0"/>
           <w:sz w:val="22"/>
         </w:rPr>
-        <w:t>……僕に、約束してくださった、お茶です。記事が出たあとで、ほうじ茶を、一緒に、と。</w:t>
+        <w:t>……僕に約束してくださった、お茶です。記事が出たあとで、ほうじ茶を一緒にと。</w:t>
       </w:r>
     </w:p>
     <w:p>
@@ -5084,7 +5084,7 @@
           <w:i w:val="0"/>
           <w:sz w:val="22"/>
         </w:rPr>
-        <w:t>そうですか。(間)じゃあ、これは、あなたの。</w:t>
+        <w:t>そうですか。(間)じゃあ、これはあなたの。</w:t>
       </w:r>
     </w:p>
     <w:p>
@@ -5145,7 +5145,7 @@
           <w:color w:val="555555"/>
           <w:sz w:val="22"/>
         </w:rPr>
-        <w:t>(三浦が、控室の入口で、静かに息を止める。遼は、メモを、胸ではなく、手の中で、そのまま持つ。)</w:t>
+        <w:t>(三浦が控室の入口で、静かに息を止める。遼はメモを胸ではなく、手の中でそのまま持つ。)</w:t>
       </w:r>
     </w:p>
     <w:p>
@@ -5183,7 +5183,7 @@
           <w:color w:val="555555"/>
           <w:sz w:val="22"/>
         </w:rPr>
-        <w:t>(外で、足音。西條が、控室の戸を、半分開ける。)</w:t>
+        <w:t>(外で足音。西條が控室の戸を、半分開ける。)</w:t>
       </w:r>
     </w:p>
     <w:p>
@@ -5221,7 +5221,7 @@
           <w:color w:val="555555"/>
           <w:sz w:val="22"/>
         </w:rPr>
-        <w:t>(遼は立って、一礼する。控室を出る。廊下に、西條が残る。)</w:t>
+        <w:t>(遼は立って、一礼する。控室を出る。廊下に西條が残る。)</w:t>
       </w:r>
     </w:p>
     <w:p>
@@ -5254,7 +5254,7 @@
           <w:i w:val="0"/>
           <w:sz w:val="22"/>
         </w:rPr>
-        <w:t>あなたに、来ないでくれと、言いたかった。</w:t>
+        <w:t>あなたに来ないでくれと、言いたかった。</w:t>
       </w:r>
     </w:p>
     <w:p>
@@ -5300,7 +5300,7 @@
           <w:i w:val="0"/>
           <w:sz w:val="22"/>
         </w:rPr>
-        <w:t>言えなかった。(間)あの子が、一番最後に、居場所を、連絡したのが、あなただったから。</w:t>
+        <w:t>言えなかった。(間)あの子が一番最後に、居場所を連絡したのが、あなただったから。</w:t>
       </w:r>
     </w:p>
     <w:p>
@@ -5361,7 +5361,7 @@
           <w:color w:val="555555"/>
           <w:sz w:val="22"/>
         </w:rPr>
-        <w:t>(玄関の外。曇り空のした、浜野が、入口の庇の下に立ったまま、遼を見る。)</w:t>
+        <w:t>(玄関の外。曇り空のした、浜野が入口の庇の下に立ったまま、遼を見る。)</w:t>
       </w:r>
     </w:p>
     <w:p>
@@ -5384,7 +5384,7 @@
           <w:i w:val="0"/>
           <w:sz w:val="22"/>
         </w:rPr>
-        <w:t>……おらは、あの子の名前を、一度しか、聞いてなかった。さっき、ようやく、覚えた。ゆずき、さや、だな。</w:t>
+        <w:t>……おらはあの子の名前を、一度しか聞いてなかった。さっきようやく覚えた。ゆずき、さや、だな。</w:t>
       </w:r>
     </w:p>
     <w:p>
@@ -5430,7 +5430,7 @@
           <w:i w:val="0"/>
           <w:sz w:val="22"/>
         </w:rPr>
-        <w:t>忘れねえ。……それだけは、おらも、約束する。</w:t>
+        <w:t>忘れねえ。……それだけは、おらも約束する。</w:t>
       </w:r>
     </w:p>
     <w:p>
@@ -5445,7 +5445,7 @@
           <w:color w:val="555555"/>
           <w:sz w:val="22"/>
         </w:rPr>
-        <w:t>(浜野は、頷いて、坂のほうへ降りていく。遠藤が杖で、ゆっくり、後ろに続く。和代が、遼に向かって、深く頭を下げる。)</w:t>
+        <w:t>(浜野は頷いて坂のほうへ降りていく。遠藤が杖でゆっくり、後ろに続く。和代が遼に向かって、深く頭を下げる。)</w:t>
       </w:r>
     </w:p>
     <w:p>
@@ -5483,7 +5483,7 @@
           <w:i w:val="0"/>
           <w:sz w:val="22"/>
         </w:rPr>
-        <w:t>……当選おめでとう、って、言いに来たのに。言えなくなった。</w:t>
+        <w:t>……当選おめでとう、って言いに来たのに。言えなくなった。</w:t>
       </w:r>
     </w:p>
     <w:p>
@@ -5506,7 +5506,7 @@
           <w:i w:val="0"/>
           <w:sz w:val="22"/>
         </w:rPr>
-        <w:t>ありがとうございます、とも、今は、言えません。</w:t>
+        <w:t>ありがとうございます、とも今は言えません。</w:t>
       </w:r>
     </w:p>
     <w:p>
@@ -5529,7 +5529,7 @@
           <w:i w:val="0"/>
           <w:sz w:val="22"/>
         </w:rPr>
-        <w:t>そうだね。(間)入ってる間に、本で読んだの。差し入れで、万葉集の薄いやつ。大伴旅人。(声を、低く)「世間は空しきものと知る時しいよよますます悲しかりけり」。</w:t>
+        <w:t>そうだね。(間)入ってる間に、本で読んだの。差し入れで、万葉集の薄いやつ。大伴旅人。(声を低く)「世間は空しきものと知る時しいよよますます悲しかりけり」。</w:t>
       </w:r>
     </w:p>
     <w:p>
@@ -5575,7 +5575,7 @@
           <w:i w:val="0"/>
           <w:sz w:val="22"/>
         </w:rPr>
-        <w:t>勝った、って、聞いた日に、この歌を、思い出した。勝ってるのに、空しくなるって、そういうことなんだなって。</w:t>
+        <w:t>勝った、って聞いた日にこの歌を思い出した。勝ってるのに空しくなるって、そういうことなんだなって。</w:t>
       </w:r>
     </w:p>
     <w:p>
@@ -5598,7 +5598,7 @@
           <w:i w:val="0"/>
           <w:sz w:val="22"/>
         </w:rPr>
-        <w:t>勝ったことが、空しいのではなく、</w:t>
+        <w:t>勝ったことが空しいのではなく、</w:t>
       </w:r>
     </w:p>
     <w:p>
@@ -5621,7 +5621,7 @@
           <w:i w:val="0"/>
           <w:sz w:val="22"/>
         </w:rPr>
-        <w:t>勝って、守れなかったことが、でしょ。(短く)分かってる。あたしは、責めない。あたしの、理由にもしない。</w:t>
+        <w:t>勝って、守れなかったことが、でしょ。(短く)分かってる。あたしは責めない。あたしの理由にもしない。</w:t>
       </w:r>
     </w:p>
     <w:p>
@@ -5682,7 +5682,7 @@
           <w:color w:val="555555"/>
           <w:sz w:val="22"/>
         </w:rPr>
-        <w:t>(千鶴は、傘を開く。雨は降っていない。傘の影の下を、背中が遠ざかる。遼は、メモを、上着の内ポケットに、鍵の、隣に、入れる。)</w:t>
+        <w:t>(千鶴は傘を開く。雨は降っていない。傘の影の下を、背中が遠ざかる。遼はメモを、上着の内ポケットの鍵の隣に入れる。)</w:t>
       </w:r>
     </w:p>
     <w:p>
@@ -5712,7 +5712,7 @@
           <w:color w:val="555555"/>
           <w:sz w:val="22"/>
         </w:rPr>
-        <w:t>(2022年5月9日(月)午前九時四十分。衆議院第一議員会館。ロビーの金属探知機の横で、職員が、新人議員用の案内を配っている。遼は黒いスーツ、襟に、まだ小さな丸の、新しいバッジ。誰も、拍手しない。榊が一歩後ろ。)</w:t>
+        <w:t>(2022年5月9日(月)午前九時四十分。衆議院第一議員会館。ロビーの金属探知機の横で、職員が新人議員用の案内を配っている。遼は黒いスーツ、襟にはまだ小さな丸の新しいバッジ。誰も拍手しない。榊が一歩後ろ。)</w:t>
       </w:r>
     </w:p>
     <w:p>
@@ -5735,7 +5735,7 @@
           <w:i w:val="0"/>
           <w:sz w:val="22"/>
         </w:rPr>
-        <w:t>真壁先生ですね。お部屋は、七階の、七一五号室です。前任の、真壁功先生と、同じ部屋番号になります。</w:t>
+        <w:t>真壁先生ですね。お部屋は、七階の七一五号室です。前任の真壁功先生と、同じ部屋番号になります。</w:t>
       </w:r>
     </w:p>
     <w:p>
@@ -5773,7 +5773,7 @@
           <w:color w:val="555555"/>
           <w:sz w:val="22"/>
         </w:rPr>
-        <w:t>(エレベーターは、混んでいない。七階の廊下に、段ボールが、積んである。七一五号の入口の名札が、半分だけ外されている。作業服の職員が、上から「真壁遼」と書いた札を、差し込もうとしている。)</w:t>
+        <w:t>(エレベーターは混んでいない。七階の廊下に段ボールが積んである。七一五号の入口の名札が、半分だけ外されている。作業服の職員が、上から「真壁遼」と書いた札を、差し込もうとしている。)</w:t>
       </w:r>
     </w:p>
     <w:p>
@@ -5857,7 +5857,7 @@
           <w:color w:val="555555"/>
           <w:sz w:val="22"/>
         </w:rPr>
-        <w:t>(遼は、名札の前で止まる。外された「真壁功」の札が、台の上に、置かれている。遼は、それを手に取り、裏返し、また元の位置に、戻す。)</w:t>
+        <w:t>(遼は名札の前で止まる。外された「真壁功」の札が台の上に置かれている。遼はそれを手に取り、裏返し、また元の位置に戻す。)</w:t>
       </w:r>
     </w:p>
     <w:p>
@@ -5880,7 +5880,7 @@
           <w:i w:val="0"/>
           <w:sz w:val="22"/>
         </w:rPr>
-        <w:t>差し替えてください。……ただ、その札は、捨てないでください。</w:t>
+        <w:t>差し替えてください。……ただ、その札は捨てないでください。</w:t>
       </w:r>
     </w:p>
     <w:p>
@@ -5918,7 +5918,7 @@
           <w:color w:val="555555"/>
           <w:sz w:val="22"/>
         </w:rPr>
-        <w:t>(室内。机と、応接セットと、何もない棚。窓から国会議事堂の屋根が、斜めに見える。榊が、引き継ぎの書類を、机の上に、重ねていく。)</w:t>
+        <w:t>(室内。机と応接セットと、何もない棚。窓から国会議事堂の屋根が、斜めに見える。榊が引き継ぎの書類を、机の上に重ねていく。)</w:t>
       </w:r>
     </w:p>
     <w:p>
@@ -5941,7 +5941,7 @@
           <w:i w:val="0"/>
           <w:sz w:val="22"/>
         </w:rPr>
-        <w:t>こちらが、秘書三名の雇用の継続の書類です。公設第一秘書は、私。第二は、……前任の名簿どおりに。</w:t>
+        <w:t>こちらが秘書三名の雇用の継続の書類です。公設第一秘書は、私。第二は、……前任の名簿どおりに。</w:t>
       </w:r>
     </w:p>
     <w:p>
@@ -6010,7 +6010,7 @@
           <w:i w:val="0"/>
           <w:sz w:val="22"/>
         </w:rPr>
-        <w:t>先生と呼ぶのは、いつまで、続けますか。</w:t>
+        <w:t>先生と呼ぶのは、いつまで続けますか。</w:t>
       </w:r>
     </w:p>
     <w:p>
@@ -6066,7 +6066,7 @@
           <w:i w:val="0"/>
           <w:sz w:val="22"/>
         </w:rPr>
-        <w:t>いえ。ただ、前は、「遼さん」と呼ばれていました。</w:t>
+        <w:t>いえ。ただ、前は「遼さん」と呼ばれていました。</w:t>
       </w:r>
     </w:p>
     <w:p>
@@ -6089,7 +6089,7 @@
           <w:i w:val="0"/>
           <w:sz w:val="22"/>
         </w:rPr>
-        <w:t>議員と秘書の間では、それが、道理です。……お父上にも、そう呼んでおりました。</w:t>
+        <w:t>議員と秘書の間では、それが道理です。……お父上にも、そう呼んでおりました。</w:t>
       </w:r>
     </w:p>
     <w:p>
@@ -6112,7 +6112,7 @@
           <w:i w:val="0"/>
           <w:sz w:val="22"/>
         </w:rPr>
-        <w:t>父にも、最初は。</w:t>
+        <w:t>父にも最初は。</w:t>
       </w:r>
     </w:p>
     <w:p>
@@ -6150,7 +6150,7 @@
           <w:color w:val="555555"/>
           <w:sz w:val="22"/>
         </w:rPr>
-        <w:t>(榊は、書類を揃えて、机の端に、置く。遼は、鞄から、小さな魔法瓶を出す。蓋に、ほうじ茶を、二杯分、注ぐ。)</w:t>
+        <w:t>(榊は書類を揃えて、机の端に置く。遼は鞄から小さな魔法瓶を出す。蓋にほうじ茶を二杯分、注ぐ。)</w:t>
       </w:r>
     </w:p>
     <w:p>
@@ -6173,7 +6173,7 @@
           <w:i w:val="0"/>
           <w:sz w:val="22"/>
         </w:rPr>
-        <w:t>今日は、事務所の、お茶を、持ってきました。</w:t>
+        <w:t>今日は事務所のお茶を、持ってきました。</w:t>
       </w:r>
     </w:p>
     <w:p>
@@ -6196,7 +6196,7 @@
           <w:i w:val="0"/>
           <w:sz w:val="22"/>
         </w:rPr>
-        <w:t>……ありがとうございます。(蓋を、受け取らない。手を、後ろに組む)まだ、いただけません。</w:t>
+        <w:t>……ありがとうございます。(蓋を受け取らない。手を、後ろに組む)まだ、いただけません。</w:t>
       </w:r>
     </w:p>
     <w:p>
@@ -6257,7 +6257,7 @@
           <w:color w:val="555555"/>
           <w:sz w:val="22"/>
         </w:rPr>
-        <w:t>(遼は、蓋を、自分の分と、榊のために置いた分を、机の端に、並べる。榊は、そのまま、立っている。窓の外の、議事堂の屋根を、同じ高さの目で、見ている。)</w:t>
+        <w:t>(遼は、自分の分の蓋と榊のために置いた蓋を、机の端に並べる。榊はそのまま、立っている。窓の外の議事堂の屋根を、同じ高さの目で見ている。)</w:t>
       </w:r>
     </w:p>
     <w:p>
@@ -6272,7 +6272,7 @@
           <w:color w:val="555555"/>
           <w:sz w:val="22"/>
         </w:rPr>
-        <w:t>(翌、五月十日(火)午後一時。本会議場。新しい議員が、議席に着く。遼の席は、後ろの方の、窓に近い列。隣の議員が、軽く会釈する。遼も返す。名前も言わない。)</w:t>
+        <w:t>(翌五月十日(火)午後一時。本会議場。新しい議員が、議席に着く。遼の席は後ろの方の窓に近い列。隣の議員が、軽く会釈する。遼も返す。名前も言わない。)</w:t>
       </w:r>
     </w:p>
     <w:p>
@@ -6287,7 +6287,7 @@
           <w:color w:val="555555"/>
           <w:sz w:val="22"/>
         </w:rPr>
-        <w:t>(議長が、議事を進行する。遼は、手元の紙に、何も書かない。天井の高い部屋に、咳払いが、ときどき、響く。)</w:t>
+        <w:t>(議長が議事を進行する。遼は手元の紙に何も書かない。天井の高い部屋に、咳払いがときどき、響く。)</w:t>
       </w:r>
     </w:p>
     <w:p>
@@ -6317,7 +6317,7 @@
           <w:color w:val="555555"/>
           <w:sz w:val="22"/>
         </w:rPr>
-        <w:t>(2022年5月15日(日)午後九時。桐生法律事務所。灯は先に帰り、三浦が、鞄を持って、応接室の入口に立っている。留守番電話の赤い数字が、「38」と点滅している。再生ボタンは、押されないまま。)</w:t>
+        <w:t>(2022年5月15日(日)午後九時。桐生法律事務所。灯は先に帰り、三浦が鞄を持って、応接室の入口に立っている。留守番電話の赤い数字が、「38」と点滅している。再生ボタンは、押されないまま。)</w:t>
       </w:r>
     </w:p>
     <w:p>
@@ -6340,7 +6340,7 @@
           <w:i w:val="0"/>
           <w:sz w:val="22"/>
         </w:rPr>
-        <w:t>当選祝いのお電話と、ファクスです。順番に、整理しておきます。</w:t>
+        <w:t>当選祝いのお電話と、ファクスです。順番に整理しておきます。</w:t>
       </w:r>
     </w:p>
     <w:p>
@@ -6363,7 +6363,7 @@
           <w:i w:val="0"/>
           <w:sz w:val="22"/>
         </w:rPr>
-        <w:t>明日で、いいです。</w:t>
+        <w:t>明日でいいです。</w:t>
       </w:r>
     </w:p>
     <w:p>
@@ -6518,7 +6518,7 @@
           <w:color w:val="555555"/>
           <w:sz w:val="22"/>
         </w:rPr>
-        <w:t>(ファクスの受信音が、突然、響く。紙が一枚、吐き出される。「ご当選おめでとうございます」の祝電の型。差出人は、遼の知らない会社の社長。遼は、それを、拾って、読み、机の端に、置く。)</w:t>
+        <w:t>(ファクスの受信音が、突然響く。紙が一枚、吐き出される。「ご当選おめでとうございます」の祝電の型。差出人は遼の知らない会社の社長。遼はそれを拾って、読み、机の端に置く。)</w:t>
       </w:r>
     </w:p>
     <w:p>
@@ -6533,7 +6533,7 @@
           <w:color w:val="555555"/>
           <w:sz w:val="22"/>
         </w:rPr>
-        <w:t>(留守番電話のランプが、赤く、点滅を続ける。外の道を、車が、一台、通る。ヘッドライトが、天井を、ゆっくり、舐める。)</w:t>
+        <w:t>(留守番電話のランプが、赤く点滅を続ける。外の道を車が一台通る。ヘッドライトが天井をゆっくり舐める。)</w:t>
       </w:r>
     </w:p>
     <w:p>
@@ -6548,7 +6548,7 @@
           <w:color w:val="555555"/>
           <w:sz w:val="22"/>
         </w:rPr>
-        <w:t>(鉄瓶の湯が、細く鳴る。棚の、使われていない、白い湯呑みの前に、遼は立つ。手に取る。両手の中で、重さを、確かめる。)</w:t>
+        <w:t>(鉄瓶の湯が細く鳴る。棚の使われていない、白い湯呑みの前に、遼は立つ。手に取る。両手の中で重さを確かめる。)</w:t>
       </w:r>
     </w:p>
     <w:p>
@@ -6571,7 +6571,7 @@
           <w:i w:val="0"/>
           <w:sz w:val="22"/>
         </w:rPr>
-        <w:t>……約束の、三つ目は、まだ、守っていません。</w:t>
+        <w:t>……約束の三つ目は、まだ守っていません。</w:t>
       </w:r>
     </w:p>
     <w:p>
@@ -6586,7 +6586,7 @@
           <w:color w:val="555555"/>
           <w:sz w:val="22"/>
         </w:rPr>
-        <w:t>(遼は、湯呑みに、ほうじ茶を、注ぐ。煙が一本、立つ。湯呑みは、棚に、戻さない。机の上の、桐生の湯呑みの、隣に置く。)</w:t>
+        <w:t>(遼は湯呑みにほうじ茶を注ぐ。煙が一本、立つ。湯呑みは棚に戻さない。机の上の桐生の湯呑みの、隣に置く。)</w:t>
       </w:r>
     </w:p>
     <w:p>
@@ -6601,7 +6601,7 @@
           <w:color w:val="555555"/>
           <w:sz w:val="22"/>
         </w:rPr>
-        <w:t>(遼は、机の奥の引き出しを見る。「湾の記録の箱」の、隣。鍵穴のある、一番下の引き出し。上着の内ポケットから、鍵束を取り出す。真鍮の鍵ではなく、事務所の、小さな鍵。)</w:t>
+        <w:t>(遼は机の奥の引き出しを見る。「湾の記録の箱」の隣。鍵穴のある、一番下の引き出し。上着の内ポケットから、鍵束を取り出す。真鍮の鍵ではなく、事務所の小さな鍵。)</w:t>
       </w:r>
     </w:p>
     <w:p>
@@ -6616,7 +6616,7 @@
           <w:color w:val="555555"/>
           <w:sz w:val="22"/>
         </w:rPr>
-        <w:t>(引き出しの前で、しゃがむ。鍵を、鍵穴の、手前まで、持っていく。止まる。引き出しの中に、茶革の十二冊の、帳簿の写しが、眠っている。)</w:t>
+        <w:t>(引き出しの前で、しゃがむ。鍵を鍵穴の手前まで持っていく。止まる。引き出しの中に、茶革の十二冊の帳簿の写しが眠っている。)</w:t>
       </w:r>
     </w:p>
     <w:p>
@@ -6631,7 +6631,7 @@
           <w:color w:val="555555"/>
           <w:sz w:val="22"/>
         </w:rPr>
-        <w:t>(遼は、鍵を、鍵穴に、入れない。指を離す。鍵は、膝の上に、落ちる。)</w:t>
+        <w:t>(遼は鍵を鍵穴に入れない。指を離す。鍵は膝の上に落ちる。)</w:t>
       </w:r>
     </w:p>
     <w:p>
@@ -6654,7 +6654,7 @@
           <w:i w:val="0"/>
           <w:sz w:val="22"/>
         </w:rPr>
-        <w:t>……まだ、です。</w:t>
+        <w:t>……まだです。</w:t>
       </w:r>
     </w:p>
     <w:p>
@@ -6669,7 +6669,7 @@
           <w:color w:val="555555"/>
           <w:sz w:val="22"/>
         </w:rPr>
-        <w:t>(鉄瓶の音と、留守番電話の点滅と、ファクスの紙の、微かなざらつき。勝った音と、失った音が、同じ部屋で、同時に、続いている。遼は、立ち上がる。部屋の電気を、一つずつ、消していく。最後に、鉄瓶の火を、止める。湯呑みの、二つの煙は、暗がりの中で、ゆっくり、一本に、重なって、消えていく。)</w:t>
+        <w:t>(鉄瓶の音と、留守番電話の点滅と、ファクスの紙の微かなざらつき。勝った音と失った音が同じ部屋で同時に続いている。遼は立ち上がる。部屋の電気を一つずつ、消していく。最後に鉄瓶の火を止める。湯呑みの二つの煙は、暗がりの中でゆっくり一本に重なって、消えていく。)</w:t>
       </w:r>
     </w:p>
     <w:p>
